--- a/klagomål/A 33691-2025 FSC-klagomål.docx
+++ b/klagomål/A 33691-2025 FSC-klagomål.docx
@@ -1104,7 +1104,7 @@
     <w:r>
       <w:tab/>
       <w:tab/>
-      <w:t>2025-08-06</w:t>
+      <w:t>2025-08-09</w:t>
       <w:br/>
       <w:br/>
     </w:r>

--- a/klagomål/A 33691-2025 FSC-klagomål.docx
+++ b/klagomål/A 33691-2025 FSC-klagomål.docx
@@ -168,7 +168,7 @@
     </w:p>
     <w:p>
       <w:r>
-        <w:t>Detta dokument behandlar höga naturvärden i avverkningsanmälan A 33691-2025 i Västerviks kommun. Denna avverkningsanmälan inkom 2025-07-03 och omfattar 4,8 ha.</w:t>
+        <w:t>Detta dokument behandlar höga naturvärden i avverkningsanmälan A 33691-2025 i Västerviks kommun. Denna avverkningsanmälan inkom 2025-07-03 16:40:51 och omfattar 4,8 ha.</w:t>
       </w:r>
     </w:p>
     <w:p>

--- a/klagomål/A 33691-2025 FSC-klagomål.docx
+++ b/klagomål/A 33691-2025 FSC-klagomål.docx
@@ -1104,7 +1104,7 @@
     <w:r>
       <w:tab/>
       <w:tab/>
-      <w:t>2025-08-09</w:t>
+      <w:t>2025-08-10</w:t>
       <w:br/>
       <w:br/>
     </w:r>

--- a/klagomål/A 33691-2025 FSC-klagomål.docx
+++ b/klagomål/A 33691-2025 FSC-klagomål.docx
@@ -191,7 +191,7 @@
     </w:p>
     <w:p>
       <w:r>
-        <w:t>I avverkningsanmälan har följande 2 naturvårdsarter hittats: knärot (VU, §8) och talltita (NT, §4). Av dessa är 2 rödlistade. För rödlistade arter har rödlistekategorin angivits inom parentes. För fridlysta arter anges även paragrafen i Artskyddsförordningen som arten är fridlyst enligt.</w:t>
+        <w:t>I avverkningsanmälan har följande 5 naturvårdsarter hittats: knärot (VU, §8), talltita (NT, §4), grönpyrola (S), kungsfågel (§4) och revlummer (§9). Av dessa är 2 rödlistade. För rödlistade arter har rödlistekategorin angivits inom parentes. Arter som är signalarter enligt Skogsstyrelsen har markerats med (S). För fridlysta arter anges även paragrafen i Artskyddsförordningen som arten är fridlyst enligt.</w:t>
       </w:r>
     </w:p>
     <w:p>
@@ -247,6 +247,17 @@
       </w:r>
     </w:p>
     <w:p>
+      <w:r>
+        <w:rPr>
+          <w:b/>
+        </w:rPr>
+        <w:t xml:space="preserve">Grönpyrola </w:t>
+      </w:r>
+      <w:r>
+        <w:t>växer främst på sandig, torr eller frisk mark i äldre barrskog, ofta på isälvsmaterial såsom sand och grus. Den påträffas främst i äldre naturligt uppkomna barrskogar, exempelvis på tallmoar, i åssluttningar, dyner och rasbranter. Arten är känslig för skogsbruksmetoder såsom slutavverkning och markberedning (Nitare &amp; Skogsstyrelsen, 2019).</w:t>
+      </w:r>
+    </w:p>
+    <w:p>
       <w:pPr>
         <w:pStyle w:val="Heading1"/>
       </w:pPr>
@@ -256,7 +267,7 @@
     </w:p>
     <w:p>
       <w:r>
-        <w:t>Följande fridlysta arter har sina livsmiljöer och växtplatser i den avverkningsanmälda skogen: knärot (VU, §8) och talltita (NT, §4).</w:t>
+        <w:t>Följande fridlysta arter har sina livsmiljöer och växtplatser i den avverkningsanmälda skogen: knärot (VU, §8), talltita (NT, §4), kungsfågel (§4) och revlummer (§9).</w:t>
       </w:r>
     </w:p>
     <w:p>
@@ -463,7 +474,7 @@
         <w:rPr>
           <w:i/>
         </w:rPr>
-        <w:t>I det avverkningsanmälda skogsområdet har 2 naturvårdsarter varav 2 rödlistade arter sina livsmiljöer och växtplatser.</w:t>
+        <w:t>I det avverkningsanmälda skogsområdet har 5 naturvårdsarter varav 2 rödlistade arter sina livsmiljöer och växtplatser.</w:t>
       </w:r>
     </w:p>
     <w:p>
@@ -1104,7 +1115,7 @@
     <w:r>
       <w:tab/>
       <w:tab/>
-      <w:t>2025-08-10</w:t>
+      <w:t>2025-08-11</w:t>
       <w:br/>
       <w:br/>
     </w:r>

--- a/klagomål/A 33691-2025 FSC-klagomål.docx
+++ b/klagomål/A 33691-2025 FSC-klagomål.docx
@@ -1115,7 +1115,7 @@
     <w:r>
       <w:tab/>
       <w:tab/>
-      <w:t>2025-08-11</w:t>
+      <w:t>2025-08-12</w:t>
       <w:br/>
       <w:br/>
     </w:r>

--- a/klagomål/A 33691-2025 FSC-klagomål.docx
+++ b/klagomål/A 33691-2025 FSC-klagomål.docx
@@ -1115,7 +1115,7 @@
     <w:r>
       <w:tab/>
       <w:tab/>
-      <w:t>2025-08-12</w:t>
+      <w:t>2025-08-13</w:t>
       <w:br/>
       <w:br/>
     </w:r>

--- a/klagomål/A 33691-2025 FSC-klagomål.docx
+++ b/klagomål/A 33691-2025 FSC-klagomål.docx
@@ -1115,7 +1115,7 @@
     <w:r>
       <w:tab/>
       <w:tab/>
-      <w:t>2025-08-13</w:t>
+      <w:t>2025-08-14</w:t>
       <w:br/>
       <w:br/>
     </w:r>

--- a/klagomål/A 33691-2025 FSC-klagomål.docx
+++ b/klagomål/A 33691-2025 FSC-klagomål.docx
@@ -1115,7 +1115,7 @@
     <w:r>
       <w:tab/>
       <w:tab/>
-      <w:t>2025-08-14</w:t>
+      <w:t>2025-08-15</w:t>
       <w:br/>
       <w:br/>
     </w:r>

--- a/klagomål/A 33691-2025 FSC-klagomål.docx
+++ b/klagomål/A 33691-2025 FSC-klagomål.docx
@@ -1115,7 +1115,7 @@
     <w:r>
       <w:tab/>
       <w:tab/>
-      <w:t>2025-08-15</w:t>
+      <w:t>2025-08-16</w:t>
       <w:br/>
       <w:br/>
     </w:r>

--- a/klagomål/A 33691-2025 FSC-klagomål.docx
+++ b/klagomål/A 33691-2025 FSC-klagomål.docx
@@ -1115,7 +1115,7 @@
     <w:r>
       <w:tab/>
       <w:tab/>
-      <w:t>2025-08-16</w:t>
+      <w:t>2025-08-17</w:t>
       <w:br/>
       <w:br/>
     </w:r>

--- a/klagomål/A 33691-2025 FSC-klagomål.docx
+++ b/klagomål/A 33691-2025 FSC-klagomål.docx
@@ -1115,7 +1115,7 @@
     <w:r>
       <w:tab/>
       <w:tab/>
-      <w:t>2025-08-17</w:t>
+      <w:t>2025-08-18</w:t>
       <w:br/>
       <w:br/>
     </w:r>

--- a/klagomål/A 33691-2025 FSC-klagomål.docx
+++ b/klagomål/A 33691-2025 FSC-klagomål.docx
@@ -1115,7 +1115,7 @@
     <w:r>
       <w:tab/>
       <w:tab/>
-      <w:t>2025-08-18</w:t>
+      <w:t>2025-08-19</w:t>
       <w:br/>
       <w:br/>
     </w:r>

--- a/klagomål/A 33691-2025 FSC-klagomål.docx
+++ b/klagomål/A 33691-2025 FSC-klagomål.docx
@@ -1115,7 +1115,7 @@
     <w:r>
       <w:tab/>
       <w:tab/>
-      <w:t>2025-08-19</w:t>
+      <w:t>2025-08-20</w:t>
       <w:br/>
       <w:br/>
     </w:r>

--- a/klagomål/A 33691-2025 FSC-klagomål.docx
+++ b/klagomål/A 33691-2025 FSC-klagomål.docx
@@ -1115,7 +1115,7 @@
     <w:r>
       <w:tab/>
       <w:tab/>
-      <w:t>2025-08-20</w:t>
+      <w:t>2025-08-21</w:t>
       <w:br/>
       <w:br/>
     </w:r>

--- a/klagomål/A 33691-2025 FSC-klagomål.docx
+++ b/klagomål/A 33691-2025 FSC-klagomål.docx
@@ -1115,7 +1115,7 @@
     <w:r>
       <w:tab/>
       <w:tab/>
-      <w:t>2025-08-21</w:t>
+      <w:t>2025-08-22</w:t>
       <w:br/>
       <w:br/>
     </w:r>

--- a/klagomål/A 33691-2025 FSC-klagomål.docx
+++ b/klagomål/A 33691-2025 FSC-klagomål.docx
@@ -1115,7 +1115,7 @@
     <w:r>
       <w:tab/>
       <w:tab/>
-      <w:t>2025-08-22</w:t>
+      <w:t>2025-08-23</w:t>
       <w:br/>
       <w:br/>
     </w:r>

--- a/klagomål/A 33691-2025 FSC-klagomål.docx
+++ b/klagomål/A 33691-2025 FSC-klagomål.docx
@@ -1115,7 +1115,7 @@
     <w:r>
       <w:tab/>
       <w:tab/>
-      <w:t>2025-08-23</w:t>
+      <w:t>2025-08-24</w:t>
       <w:br/>
       <w:br/>
     </w:r>

--- a/klagomål/A 33691-2025 FSC-klagomål.docx
+++ b/klagomål/A 33691-2025 FSC-klagomål.docx
@@ -1115,7 +1115,7 @@
     <w:r>
       <w:tab/>
       <w:tab/>
-      <w:t>2025-08-24</w:t>
+      <w:t>2025-08-25</w:t>
       <w:br/>
       <w:br/>
     </w:r>

--- a/klagomål/A 33691-2025 FSC-klagomål.docx
+++ b/klagomål/A 33691-2025 FSC-klagomål.docx
@@ -1115,7 +1115,7 @@
     <w:r>
       <w:tab/>
       <w:tab/>
-      <w:t>2025-08-25</w:t>
+      <w:t>2025-08-26</w:t>
       <w:br/>
       <w:br/>
     </w:r>

--- a/klagomål/A 33691-2025 FSC-klagomål.docx
+++ b/klagomål/A 33691-2025 FSC-klagomål.docx
@@ -1115,7 +1115,7 @@
     <w:r>
       <w:tab/>
       <w:tab/>
-      <w:t>2025-08-26</w:t>
+      <w:t>2025-08-30</w:t>
       <w:br/>
       <w:br/>
     </w:r>

--- a/klagomål/A 33691-2025 FSC-klagomål.docx
+++ b/klagomål/A 33691-2025 FSC-klagomål.docx
@@ -1115,7 +1115,7 @@
     <w:r>
       <w:tab/>
       <w:tab/>
-      <w:t>2025-08-30</w:t>
+      <w:t>2025-08-31</w:t>
       <w:br/>
       <w:br/>
     </w:r>

--- a/klagomål/A 33691-2025 FSC-klagomål.docx
+++ b/klagomål/A 33691-2025 FSC-klagomål.docx
@@ -1115,7 +1115,7 @@
     <w:r>
       <w:tab/>
       <w:tab/>
-      <w:t>2025-08-31</w:t>
+      <w:t>2025-09-01</w:t>
       <w:br/>
       <w:br/>
     </w:r>

--- a/klagomål/A 33691-2025 FSC-klagomål.docx
+++ b/klagomål/A 33691-2025 FSC-klagomål.docx
@@ -1115,7 +1115,7 @@
     <w:r>
       <w:tab/>
       <w:tab/>
-      <w:t>2025-09-01</w:t>
+      <w:t>2025-09-04</w:t>
       <w:br/>
       <w:br/>
     </w:r>

--- a/klagomål/A 33691-2025 FSC-klagomål.docx
+++ b/klagomål/A 33691-2025 FSC-klagomål.docx
@@ -1115,7 +1115,7 @@
     <w:r>
       <w:tab/>
       <w:tab/>
-      <w:t>2025-09-04</w:t>
+      <w:t>2025-09-05</w:t>
       <w:br/>
       <w:br/>
     </w:r>
